--- a/final-project-handout.docx
+++ b/final-project-handout.docx
@@ -1,6 +1,6 @@
 
 <file path=word/document.xml><?xml version="1.0" encoding="utf-8"?>
-<w:document xmlns:wpc="http://schemas.microsoft.com/office/word/2010/wordprocessingCanvas" xmlns:cx="http://schemas.microsoft.com/office/drawing/2014/chartex" xmlns:cx1="http://schemas.microsoft.com/office/drawing/2015/9/8/chartex" xmlns:cx2="http://schemas.microsoft.com/office/drawing/2015/10/21/chartex" xmlns:cx3="http://schemas.microsoft.com/office/drawing/2016/5/9/chartex" xmlns:cx4="http://schemas.microsoft.com/office/drawing/2016/5/10/chartex" xmlns:cx5="http://schemas.microsoft.com/office/drawing/2016/5/11/chartex" xmlns:cx6="http://schemas.microsoft.com/office/drawing/2016/5/12/chartex" xmlns:cx7="http://schemas.microsoft.com/office/drawing/2016/5/13/chartex" xmlns:cx8="http://schemas.microsoft.com/office/drawing/2016/5/14/chartex" xmlns:mc="http://schemas.openxmlformats.org/markup-compatibility/2006" xmlns:m="http://schemas.openxmlformats.org/officeDocument/2006/math" xmlns:aink="http://schemas.microsoft.com/office/drawing/2016/ink" xmlns:am3d="http://schemas.microsoft.com/office/drawing/2017/model3d" xmlns:oel="http://schemas.microsoft.com/office/2019/extlst" xmlns:r="http://schemas.openxmlformats.org/officeDocument/2006/relationships" xmlns:wp14="http://schemas.microsoft.com/office/word/2010/wordprocessingDrawing" xmlns:wp="http://schemas.openxmlformats.org/drawingml/2006/wordprocessingDrawing" xmlns:wpg="http://schemas.microsoft.com/office/word/2010/wordprocessingGroup" xmlns:wpi="http://schemas.microsoft.com/office/word/2010/wordprocessingInk" xmlns:wps="http://schemas.microsoft.com/office/word/2010/wordprocessingShape" xmlns:o="urn:schemas-microsoft-com:office:office" xmlns:v="urn:schemas-microsoft-com:vml" xmlns:w10="urn:schemas-microsoft-com:office:word" xmlns:w="http://schemas.openxmlformats.org/wordprocessingml/2006/main" xmlns:w14="http://schemas.microsoft.com/office/word/2010/wordml" xmlns:w15="http://schemas.microsoft.com/office/word/2012/wordml" xmlns:w16cex="http://schemas.microsoft.com/office/word/2018/wordml/cex" xmlns:w16cid="http://schemas.microsoft.com/office/word/2016/wordml/cid" xmlns:w16="http://schemas.microsoft.com/office/word/2018/wordml" xmlns:w16sdtdh="http://schemas.microsoft.com/office/word/2020/wordml/sdtdatahash" xmlns:w16sdtfl="http://schemas.microsoft.com/office/word/2024/wordml/sdtformatlock" xmlns:w16se="http://schemas.microsoft.com/office/word/2015/wordml/symex" xmlns:w16du="http://schemas.microsoft.com/office/word/2023/wordml/word16du" xmlns:wne="http://schemas.microsoft.com/office/word/2006/wordml" mc:Ignorable="w14 w15 w16se w16cid w16 w16cex w16sdtdh w16sdtfl w16du wp14">
+<w:document xmlns:wpc="http://schemas.microsoft.com/office/word/2010/wordprocessingCanvas" xmlns:cx="http://schemas.microsoft.com/office/drawing/2014/chartex" xmlns:cx1="http://schemas.microsoft.com/office/drawing/2015/9/8/chartex" xmlns:cx2="http://schemas.microsoft.com/office/drawing/2015/10/21/chartex" xmlns:cx3="http://schemas.microsoft.com/office/drawing/2016/5/9/chartex" xmlns:cx4="http://schemas.microsoft.com/office/drawing/2016/5/10/chartex" xmlns:cx5="http://schemas.microsoft.com/office/drawing/2016/5/11/chartex" xmlns:cx6="http://schemas.microsoft.com/office/drawing/2016/5/12/chartex" xmlns:cx7="http://schemas.microsoft.com/office/drawing/2016/5/13/chartex" xmlns:cx8="http://schemas.microsoft.com/office/drawing/2016/5/14/chartex" xmlns:mc="http://schemas.openxmlformats.org/markup-compatibility/2006" xmlns:m="http://schemas.openxmlformats.org/officeDocument/2006/math" xmlns:aink="http://schemas.microsoft.com/office/drawing/2016/ink" xmlns:am3d="http://schemas.microsoft.com/office/drawing/2017/model3d" xmlns:oel="http://schemas.microsoft.com/office/2019/extlst" xmlns:r="http://schemas.openxmlformats.org/officeDocument/2006/relationships" xmlns:wp14="http://schemas.microsoft.com/office/word/2010/wordprocessingDrawing" xmlns:wp="http://schemas.openxmlformats.org/drawingml/2006/wordprocessingDrawing" xmlns:wpg="http://schemas.microsoft.com/office/word/2010/wordprocessingGroup" xmlns:wpi="http://schemas.microsoft.com/office/word/2010/wordprocessingInk" xmlns:wps="http://schemas.microsoft.com/office/word/2010/wordprocessingShape" xmlns:o="urn:schemas-microsoft-com:office:office" xmlns:v="urn:schemas-microsoft-com:vml" xmlns:w10="urn:schemas-microsoft-com:office:word" xmlns:w="http://schemas.openxmlformats.org/wordprocessingml/2006/main" xmlns:w14="http://schemas.microsoft.com/office/word/2010/wordml" xmlns:w15="http://schemas.microsoft.com/office/word/2012/wordml" xmlns:w16cei="http://schemas.microsoft.com/office/word/2026/wordml/cei" xmlns:w16cex="http://schemas.microsoft.com/office/word/2018/wordml/cex" xmlns:w16cid="http://schemas.microsoft.com/office/word/2016/wordml/cid" xmlns:w16="http://schemas.microsoft.com/office/word/2018/wordml" xmlns:w16sdtdh="http://schemas.microsoft.com/office/word/2020/wordml/sdtdatahash" xmlns:w16sdtfl="http://schemas.microsoft.com/office/word/2024/wordml/sdtformatlock" xmlns:w16se="http://schemas.microsoft.com/office/word/2015/wordml/symex" xmlns:w16du="http://schemas.microsoft.com/office/word/2023/wordml/word16du" xmlns:wne="http://schemas.microsoft.com/office/word/2006/wordml" mc:Ignorable="w14 w15 w16se w16cid w16 w16cex w16sdtdh w16sdtfl w16du wp14">
   <w:body>
     <w:p>
       <w:pPr>
@@ -15,10 +15,34 @@
     </w:p>
     <w:p>
       <w:r>
-        <w:t>Your project must demonstrate command of the tools we've worked with this semester. The list below is split in two</w:t>
-      </w:r>
-      <w:r>
-        <w:t xml:space="preserve"> sections</w:t>
+        <w:t xml:space="preserve">The goal of this semester projec is to </w:t>
+      </w:r>
+      <w:r>
+        <w:t xml:space="preserve">demonstrate </w:t>
+      </w:r>
+      <w:r>
+        <w:t>use</w:t>
+      </w:r>
+      <w:r>
+        <w:t xml:space="preserve"> of the tools we've worked with this semester. </w:t>
+      </w:r>
+      <w:r>
+        <w:t>B</w:t>
+      </w:r>
+      <w:r>
+        <w:t xml:space="preserve">elow </w:t>
+      </w:r>
+      <w:r>
+        <w:t>are</w:t>
+      </w:r>
+      <w:r>
+        <w:t xml:space="preserve"> two</w:t>
+      </w:r>
+      <w:r>
+        <w:t xml:space="preserve"> </w:t>
+      </w:r>
+      <w:r>
+        <w:t>lists</w:t>
       </w:r>
       <w:r>
         <w:t xml:space="preserve">: </w:t>
@@ -45,7 +69,16 @@
         <w:t xml:space="preserve">A note on what "use" means. </w:t>
       </w:r>
       <w:r>
-        <w:t xml:space="preserve">Every tool on the required list must do real work in your project. A tool that appears once, produces nothing downstream, and could be deleted without changing your findings has not been </w:t>
+        <w:t>Usage means the tool</w:t>
+      </w:r>
+      <w:r>
+        <w:t xml:space="preserve"> do</w:t>
+      </w:r>
+      <w:r>
+        <w:t>es</w:t>
+      </w:r>
+      <w:r>
+        <w:t xml:space="preserve"> real work in your project. A tool that appears once and could be deleted without changing your findings has not been </w:t>
       </w:r>
       <w:r>
         <w:t>“</w:t>
@@ -81,7 +114,10 @@
     </w:p>
     <w:p>
       <w:r>
-        <w:t>Your project is submitted as a link to a GitHub repository. Everything lives there: manuscript, code, memos, contributions.md.</w:t>
+        <w:t xml:space="preserve">Groups will submit projecst as </w:t>
+      </w:r>
+      <w:r>
+        <w:t>a link to a GitHub repository. Everything lives there: manuscript, code, memos, contributions.md.</w:t>
       </w:r>
     </w:p>
     <w:p>
@@ -94,25 +130,22 @@
         <w:spacing w:after="100"/>
       </w:pPr>
       <w:r>
-        <w:t xml:space="preserve">Every group member must make at least one commit within the first 72 hours of the project. It can be trivial </w:t>
-      </w:r>
-      <w:r>
-        <w:t>(</w:t>
-      </w:r>
-      <w:r>
-        <w:t>fix a typo, add your name to the README</w:t>
-      </w:r>
-      <w:r>
-        <w:t>)</w:t>
-      </w:r>
-      <w:r>
-        <w:t xml:space="preserve">. The point is that your account is live, authenticated, and </w:t>
-      </w:r>
-      <w:r>
-        <w:t>ready to go</w:t>
-      </w:r>
-      <w:r>
-        <w:t>.</w:t>
+        <w:t>Make sure each</w:t>
+      </w:r>
+      <w:r>
+        <w:t xml:space="preserve"> member commit</w:t>
+      </w:r>
+      <w:r>
+        <w:t>s</w:t>
+      </w:r>
+      <w:r>
+        <w:t xml:space="preserve"> </w:t>
+      </w:r>
+      <w:r>
+        <w:t xml:space="preserve">at least once </w:t>
+      </w:r>
+      <w:r>
+        <w:t>within the first 72 hours of the project.</w:t>
       </w:r>
     </w:p>
     <w:p>
@@ -125,7 +158,13 @@
         <w:spacing w:after="100"/>
       </w:pPr>
       <w:r>
-        <w:t>Commit under an identity we can trace to you. If your GitHub handle isn't your name, say so in the README.</w:t>
+        <w:t>Commit under an identity we can trace to you</w:t>
+      </w:r>
+      <w:r>
+        <w:t xml:space="preserve"> (make sure you use a GitHub account you list in contributions.md</w:t>
+      </w:r>
+      <w:r>
+        <w:t>.</w:t>
       </w:r>
     </w:p>
     <w:p>
@@ -138,13 +177,10 @@
         <w:spacing w:after="100"/>
       </w:pPr>
       <w:r>
-        <w:t>If more than 50% of your group's commit history lands in the final 72 hours, the project takes an automatic 10% reduction. This is appealable</w:t>
-      </w:r>
-      <w:r>
-        <w:t xml:space="preserve"> </w:t>
-      </w:r>
-      <w:r>
-        <w:t>but appeal before the deadline, not after.</w:t>
+        <w:t xml:space="preserve">If more than 50% of your group's commit history lands in the final 72 hours, the project takes an automatic 10% reduction. </w:t>
+      </w:r>
+      <w:r>
+        <w:t>The 72 hour timeframe is appealable.</w:t>
       </w:r>
     </w:p>
     <w:p>
@@ -158,15 +194,18 @@
         <w:t>contributions</w:t>
       </w:r>
       <w:r>
-        <w:t>.md</w:t>
-      </w:r>
-      <w:r>
-        <w:t>)</w:t>
-      </w:r>
-    </w:p>
-    <w:p>
-      <w:r>
-        <w:t xml:space="preserve">A separate file in the repository, using the template provided. Each group member is the primary author </w:t>
+        <w:t>.md)</w:t>
+      </w:r>
+    </w:p>
+    <w:p>
+      <w:r>
+        <w:t xml:space="preserve">A separate file in the repository, using the template provided. </w:t>
+      </w:r>
+      <w:r>
+        <w:t>This document will track how e</w:t>
+      </w:r>
+      <w:r>
+        <w:t xml:space="preserve">ach group member is the primary author </w:t>
       </w:r>
       <w:r>
         <w:t xml:space="preserve">or “owner” </w:t>
@@ -175,7 +214,13 @@
         <w:t>of at least one meaningful component of the project</w:t>
       </w:r>
       <w:r>
-        <w:t>. Most members will “own” multiple significant contributions. Each group member will choose one of the contributions to write about in the contributions.md file. Plan to share the following information in the summary of your contribution.</w:t>
+        <w:t>. Most members will “own” multiple significant contributions. Each group member will choose one of the</w:t>
+      </w:r>
+      <w:r>
+        <w:t>ir</w:t>
+      </w:r>
+      <w:r>
+        <w:t xml:space="preserve"> contributions to write about in the contributions.md file. Plan to share the following information in the summary of your contribution.</w:t>
       </w:r>
     </w:p>
     <w:tbl>
@@ -197,18 +242,12 @@
       </w:tblPr>
       <w:tblGrid>
         <w:gridCol w:w="1440"/>
-        <w:gridCol w:w="2160"/>
-        <w:gridCol w:w="1800"/>
-        <w:gridCol w:w="2340"/>
-        <w:gridCol w:w="1620"/>
+        <w:gridCol w:w="1975"/>
+        <w:gridCol w:w="1985"/>
+        <w:gridCol w:w="1885"/>
+        <w:gridCol w:w="2075"/>
       </w:tblGrid>
       <w:tr>
-        <w:tblPrEx>
-          <w:tblCellMar>
-            <w:top w:w="0" w:type="dxa"/>
-            <w:bottom w:w="0" w:type="dxa"/>
-          </w:tblCellMar>
-        </w:tblPrEx>
         <w:trPr>
           <w:tblHeader/>
         </w:trPr>
@@ -231,7 +270,7 @@
         </w:tc>
         <w:tc>
           <w:tcPr>
-            <w:tcW w:w="2160" w:type="dxa"/>
+            <w:tcW w:w="1975" w:type="dxa"/>
             <w:shd w:val="clear" w:color="auto" w:fill="EFEFEF"/>
             <w:tcMar>
               <w:top w:w="80" w:type="dxa"/>
@@ -248,7 +287,7 @@
         </w:tc>
         <w:tc>
           <w:tcPr>
-            <w:tcW w:w="1800" w:type="dxa"/>
+            <w:tcW w:w="1985" w:type="dxa"/>
             <w:shd w:val="clear" w:color="auto" w:fill="EFEFEF"/>
             <w:tcMar>
               <w:top w:w="80" w:type="dxa"/>
@@ -265,7 +304,7 @@
         </w:tc>
         <w:tc>
           <w:tcPr>
-            <w:tcW w:w="2340" w:type="dxa"/>
+            <w:tcW w:w="1885" w:type="dxa"/>
             <w:shd w:val="clear" w:color="auto" w:fill="EFEFEF"/>
             <w:tcMar>
               <w:top w:w="80" w:type="dxa"/>
@@ -282,7 +321,7 @@
         </w:tc>
         <w:tc>
           <w:tcPr>
-            <w:tcW w:w="1620" w:type="dxa"/>
+            <w:tcW w:w="2075" w:type="dxa"/>
             <w:shd w:val="clear" w:color="auto" w:fill="EFEFEF"/>
             <w:tcMar>
               <w:top w:w="80" w:type="dxa"/>
@@ -295,16 +334,13 @@
             <w:r>
               <w:t>Data Science Process</w:t>
             </w:r>
+            <w:r>
+              <w:t xml:space="preserve"> + Notes</w:t>
+            </w:r>
           </w:p>
         </w:tc>
       </w:tr>
       <w:tr>
-        <w:tblPrEx>
-          <w:tblCellMar>
-            <w:top w:w="0" w:type="dxa"/>
-            <w:bottom w:w="0" w:type="dxa"/>
-          </w:tblCellMar>
-        </w:tblPrEx>
         <w:tc>
           <w:tcPr>
             <w:tcW w:w="1440" w:type="dxa"/>
@@ -316,14 +352,31 @@
             </w:tcMar>
           </w:tcPr>
           <w:p>
-            <w:r>
+            <w:pPr>
+              <w:rPr>
+                <w:sz w:val="18"/>
+                <w:szCs w:val="18"/>
+              </w:rPr>
+            </w:pPr>
+            <w:r>
+              <w:rPr>
+                <w:sz w:val="18"/>
+                <w:szCs w:val="18"/>
+              </w:rPr>
+              <w:t xml:space="preserve">Ex: </w:t>
+            </w:r>
+            <w:r>
+              <w:rPr>
+                <w:sz w:val="18"/>
+                <w:szCs w:val="18"/>
+              </w:rPr>
               <w:t>The for loop that called an LLM to add a new column to our data.</w:t>
             </w:r>
           </w:p>
         </w:tc>
         <w:tc>
           <w:tcPr>
-            <w:tcW w:w="2160" w:type="dxa"/>
+            <w:tcW w:w="1975" w:type="dxa"/>
             <w:tcMar>
               <w:top w:w="80" w:type="dxa"/>
               <w:left w:w="100" w:type="dxa"/>
@@ -332,20 +385,49 @@
             </w:tcMar>
           </w:tcPr>
           <w:p>
-            <w:r>
+            <w:pPr>
+              <w:rPr>
+                <w:rFonts w:ascii="Courier New" w:hAnsi="Courier New" w:cs="Courier New"/>
+                <w:sz w:val="18"/>
+                <w:szCs w:val="18"/>
+              </w:rPr>
+            </w:pPr>
+            <w:r>
+              <w:rPr>
+                <w:rFonts w:ascii="Courier New" w:hAnsi="Courier New" w:cs="Courier New"/>
+                <w:sz w:val="18"/>
+                <w:szCs w:val="18"/>
+              </w:rPr>
               <w:t>augment.qmd</w:t>
             </w:r>
           </w:p>
-          <w:p/>
           <w:p>
-            <w:r>
+            <w:pPr>
+              <w:rPr>
+                <w:sz w:val="18"/>
+                <w:szCs w:val="18"/>
+              </w:rPr>
+            </w:pPr>
+          </w:p>
+          <w:p>
+            <w:pPr>
+              <w:rPr>
+                <w:sz w:val="18"/>
+                <w:szCs w:val="18"/>
+              </w:rPr>
+            </w:pPr>
+            <w:r>
+              <w:rPr>
+                <w:sz w:val="18"/>
+                <w:szCs w:val="18"/>
+              </w:rPr>
               <w:t>Lines 33-66</w:t>
             </w:r>
           </w:p>
         </w:tc>
         <w:tc>
           <w:tcPr>
-            <w:tcW w:w="1800" w:type="dxa"/>
+            <w:tcW w:w="1985" w:type="dxa"/>
             <w:tcMar>
               <w:top w:w="80" w:type="dxa"/>
               <w:left w:w="100" w:type="dxa"/>
@@ -354,14 +436,24 @@
             </w:tcMar>
           </w:tcPr>
           <w:p>
-            <w:r>
+            <w:pPr>
+              <w:rPr>
+                <w:sz w:val="18"/>
+                <w:szCs w:val="18"/>
+              </w:rPr>
+            </w:pPr>
+            <w:r>
+              <w:rPr>
+                <w:sz w:val="18"/>
+                <w:szCs w:val="18"/>
+              </w:rPr>
               <w:t>I designed the for loop and prepared the LLM prompting strategy. The LLM’s response populated the new column in our data.</w:t>
             </w:r>
           </w:p>
         </w:tc>
         <w:tc>
           <w:tcPr>
-            <w:tcW w:w="2340" w:type="dxa"/>
+            <w:tcW w:w="1885" w:type="dxa"/>
             <w:tcMar>
               <w:top w:w="80" w:type="dxa"/>
               <w:left w:w="100" w:type="dxa"/>
@@ -370,20 +462,43 @@
             </w:tcMar>
           </w:tcPr>
           <w:p>
-            <w:r>
-              <w:t>#12, #</w:t>
-            </w:r>
-            <w:r>
-              <w:t>19</w:t>
-            </w:r>
-            <w:r>
-              <w:t>, a3f2c1</w:t>
+            <w:pPr>
+              <w:rPr>
+                <w:sz w:val="18"/>
+                <w:szCs w:val="18"/>
+              </w:rPr>
+            </w:pPr>
+            <w:r>
+              <w:rPr>
+                <w:sz w:val="18"/>
+                <w:szCs w:val="18"/>
+              </w:rPr>
+              <w:t>#12, #19</w:t>
+            </w:r>
+          </w:p>
+          <w:p>
+            <w:pPr>
+              <w:rPr>
+                <w:i/>
+                <w:iCs/>
+                <w:sz w:val="18"/>
+                <w:szCs w:val="18"/>
+              </w:rPr>
+            </w:pPr>
+            <w:r>
+              <w:rPr>
+                <w:i/>
+                <w:iCs/>
+                <w:sz w:val="18"/>
+                <w:szCs w:val="18"/>
+              </w:rPr>
+              <w:t>Note: If you need help linking to specific commits in the GitHub commit history (first ask a group mate – not Gen AI – then ask the instructor).</w:t>
             </w:r>
           </w:p>
         </w:tc>
         <w:tc>
           <w:tcPr>
-            <w:tcW w:w="1620" w:type="dxa"/>
+            <w:tcW w:w="2075" w:type="dxa"/>
             <w:tcMar>
               <w:top w:w="80" w:type="dxa"/>
               <w:left w:w="100" w:type="dxa"/>
@@ -392,8 +507,25 @@
             </w:tcMar>
           </w:tcPr>
           <w:p>
-            <w:r>
+            <w:pPr>
+              <w:rPr>
+                <w:sz w:val="18"/>
+                <w:szCs w:val="18"/>
+              </w:rPr>
+            </w:pPr>
+            <w:r>
+              <w:rPr>
+                <w:sz w:val="18"/>
+                <w:szCs w:val="18"/>
+              </w:rPr>
               <w:t>Creating this column was an example of data wrangling where we used an LLM to create a new column.</w:t>
+            </w:r>
+            <w:r>
+              <w:rPr>
+                <w:sz w:val="18"/>
+                <w:szCs w:val="18"/>
+              </w:rPr>
+              <w:t xml:space="preserve"> Creating a new column in this way is a form of data augmentation. This augmentatino srategy contributed .32 to our final R2 metric.</w:t>
             </w:r>
           </w:p>
         </w:tc>
@@ -402,46 +534,49 @@
     <w:p/>
     <w:p>
       <w:r>
+        <w:t xml:space="preserve">Partition the work so each of you can point to </w:t>
+      </w:r>
+      <w:r>
+        <w:t>at least one component</w:t>
+      </w:r>
+      <w:r>
+        <w:t xml:space="preserve"> and say</w:t>
+      </w:r>
+      <w:r>
+        <w:t>…</w:t>
+      </w:r>
+      <w:r>
+        <w:t xml:space="preserve"> </w:t>
+      </w:r>
+      <w:r>
+        <w:t>“</w:t>
+      </w:r>
+      <w:r>
+        <w:t>that's mine</w:t>
+      </w:r>
+      <w:r>
+        <w:t>, I did that, I made this</w:t>
+      </w:r>
+      <w:r>
+        <w:t>.</w:t>
+      </w:r>
+      <w:r>
+        <w:t>”</w:t>
+      </w:r>
+    </w:p>
+    <w:p>
+      <w:pPr>
+        <w:pStyle w:val="Heading2"/>
+      </w:pPr>
+      <w:r>
         <w:lastRenderedPageBreak/>
-        <w:t xml:space="preserve">Partition the work so each of you can point to </w:t>
-      </w:r>
-      <w:r>
-        <w:t>at least one component</w:t>
-      </w:r>
-      <w:r>
-        <w:t xml:space="preserve"> and say</w:t>
-      </w:r>
-      <w:r>
-        <w:t>…</w:t>
-      </w:r>
-      <w:r>
-        <w:t xml:space="preserve"> </w:t>
-      </w:r>
-      <w:r>
-        <w:t>“</w:t>
-      </w:r>
-      <w:r>
-        <w:t>that's mine</w:t>
-      </w:r>
-      <w:r>
-        <w:t>, I did that, I made this</w:t>
-      </w:r>
-      <w:r>
-        <w:t>.</w:t>
-      </w:r>
-      <w:r>
-        <w:t>”</w:t>
-      </w:r>
-    </w:p>
-    <w:p>
-      <w:pPr>
-        <w:pStyle w:val="Heading2"/>
-      </w:pPr>
-      <w:r>
         <w:t>Quarto</w:t>
       </w:r>
     </w:p>
     <w:p>
+      <w:r>
+        <w:t xml:space="preserve">The mauscript. </w:t>
+      </w:r>
       <w:r>
         <w:t>Your primary manuscript is a Quarto notebook (</w:t>
       </w:r>
@@ -454,13 +589,51 @@
         <w:t>.qmd</w:t>
       </w:r>
       <w:r>
-        <w:t>) with code cells visible. Not a PDF with code pasted in, not a notebook with the code folded away. The manuscript should render from source</w:t>
+        <w:t xml:space="preserve"> make it the conventional </w:t>
+      </w:r>
+      <w:r>
+        <w:rPr>
+          <w:rFonts w:ascii="Consolas" w:hAnsi="Consolas" w:cs="Consolas"/>
+          <w:sz w:val="18"/>
+          <w:szCs w:val="18"/>
+        </w:rPr>
+        <w:t>index.qmd</w:t>
+      </w:r>
+      <w:r>
+        <w:t>)</w:t>
+      </w:r>
+      <w:r>
+        <w:t xml:space="preserve"> with code cells visible. </w:t>
+      </w:r>
+      <w:r>
+        <w:t>Not a jupyer notebook, not a Google doc, n</w:t>
+      </w:r>
+      <w:r>
+        <w:t>ot a PDF with code pasted in, not a notebook with the code folded away. The manuscript should render from source</w:t>
       </w:r>
       <w:r>
         <w:t xml:space="preserve"> (this means, </w:t>
       </w:r>
       <w:r>
-        <w:t>if we clone your repo and run it, we should get your document back</w:t>
+        <w:t xml:space="preserve">if we clone your repo and run </w:t>
+      </w:r>
+      <w:r>
+        <w:rPr>
+          <w:rFonts w:ascii="Courier New" w:hAnsi="Courier New" w:cs="Courier New"/>
+        </w:rPr>
+        <w:t>quarto render</w:t>
+      </w:r>
+      <w:r>
+        <w:t xml:space="preserve"> or </w:t>
+      </w:r>
+      <w:r>
+        <w:rPr>
+          <w:rFonts w:ascii="Courier New" w:hAnsi="Courier New" w:cs="Courier New"/>
+        </w:rPr>
+        <w:t>quarto preview</w:t>
+      </w:r>
+      <w:r>
+        <w:t>, we should get your document back</w:t>
       </w:r>
       <w:r>
         <w:t>)</w:t>
@@ -484,12 +657,57 @@
         <w:t>derived</w:t>
       </w:r>
       <w:r>
-        <w:t xml:space="preserve"> rather than typed. Anything you hard-code is something that will be wrong later, silently, after you insert a figure in section 2. The following are requirements, not style suggestions:</w:t>
-      </w:r>
-    </w:p>
-    <w:p>
-      <w:r>
-        <w:t>Figures are labeled and captioned, and numbered automatically. The label must begin with fig-:</w:t>
+        <w:t xml:space="preserve"> rather than typed. Anything you hard-code is something that will be wrong later, silently, after you insert</w:t>
+      </w:r>
+      <w:r>
+        <w:t xml:space="preserve"> (or move)</w:t>
+      </w:r>
+      <w:r>
+        <w:t xml:space="preserve"> a figure</w:t>
+      </w:r>
+      <w:r>
+        <w:t xml:space="preserve"> (or similar)</w:t>
+      </w:r>
+      <w:r>
+        <w:t xml:space="preserve">. The following are </w:t>
+      </w:r>
+      <w:r>
+        <w:t xml:space="preserve">specific </w:t>
+      </w:r>
+      <w:r>
+        <w:t>requirements:</w:t>
+      </w:r>
+    </w:p>
+    <w:p>
+      <w:r>
+        <w:t>Figures are labeled and captioned, and numbered automatically</w:t>
+      </w:r>
+      <w:r>
+        <w:t xml:space="preserve"> by Quarto</w:t>
+      </w:r>
+      <w:r>
+        <w:t xml:space="preserve">. </w:t>
+      </w:r>
+      <w:r>
+        <w:t xml:space="preserve">To do this the syntax is as follows. Keep in mind is that figure </w:t>
+      </w:r>
+      <w:r>
+        <w:t>label</w:t>
+      </w:r>
+      <w:r>
+        <w:t>s</w:t>
+      </w:r>
+      <w:r>
+        <w:t xml:space="preserve"> must begin with </w:t>
+      </w:r>
+      <w:r>
+        <w:rPr>
+          <w:rFonts w:ascii="Courier New" w:hAnsi="Courier New" w:cs="Courier New"/>
+        </w:rPr>
+        <w:t>fig-</w:t>
+      </w:r>
+      <w:r>
+        <w:t>:</w:t>
       </w:r>
     </w:p>
     <w:p>
@@ -589,7 +807,16 @@
         <w:spacing w:after="0" w:line="240" w:lineRule="auto"/>
       </w:pPr>
       <w:r>
-        <w:t>Tables are labeled and captioned the same way, with a tbl- prefix:</w:t>
+        <w:t xml:space="preserve">Tables are labeled and captioned the same way, with a </w:t>
+      </w:r>
+      <w:r>
+        <w:rPr>
+          <w:rFonts w:ascii="Courier New" w:hAnsi="Courier New" w:cs="Courier New"/>
+        </w:rPr>
+        <w:t>tbl-</w:t>
+      </w:r>
+      <w:r>
+        <w:t xml:space="preserve"> prefix:</w:t>
       </w:r>
     </w:p>
     <w:p>
@@ -692,13 +919,6 @@
     </w:p>
     <w:p>
       <w:pPr>
-        <w:rPr>
-          <w:rFonts w:ascii="Consolas" w:hAnsi="Consolas" w:cs="Consolas"/>
-        </w:rPr>
-      </w:pPr>
-    </w:p>
-    <w:p>
-      <w:pPr>
         <w:spacing w:after="0" w:line="240" w:lineRule="auto"/>
         <w:rPr>
           <w:rFonts w:ascii="Consolas" w:hAnsi="Consolas" w:cs="Consolas"/>
@@ -773,46 +993,130 @@
         <w:t>Every reference to a figure or table uses Quarto's cross-reference syntax. Never a hard-coded number:</w:t>
       </w:r>
     </w:p>
-    <w:p>
-      <w:pPr>
-        <w:rPr>
-          <w:rFonts w:ascii="Consolas" w:hAnsi="Consolas" w:cs="Consolas"/>
-        </w:rPr>
-      </w:pPr>
-      <w:r>
-        <w:rPr>
-          <w:rFonts w:ascii="Consolas" w:hAnsi="Consolas" w:cs="Consolas"/>
-        </w:rPr>
-        <w:t>Sentiment declines sharply after week 6 (@fig-sentiment-by-week).</w:t>
-      </w:r>
-    </w:p>
-    <w:p>
-      <w:pPr>
-        <w:rPr>
-          <w:rFonts w:ascii="Consolas" w:hAnsi="Consolas" w:cs="Consolas"/>
-        </w:rPr>
-      </w:pPr>
-      <w:r>
-        <w:rPr>
-          <w:rFonts w:ascii="Consolas" w:hAnsi="Consolas" w:cs="Consolas"/>
-        </w:rPr>
-        <w:t>As shown in @tbl-model-comparison, the logistic model underperforms.</w:t>
-      </w:r>
-    </w:p>
-    <w:p>
-      <w:r>
+    <w:tbl>
+      <w:tblPr>
+        <w:tblStyle w:val="TableGrid"/>
+        <w:tblW w:w="0" w:type="auto"/>
+        <w:tblBorders>
+          <w:top w:val="none" w:sz="0" w:space="0" w:color="auto"/>
+          <w:left w:val="none" w:sz="0" w:space="0" w:color="auto"/>
+          <w:bottom w:val="none" w:sz="0" w:space="0" w:color="auto"/>
+          <w:right w:val="none" w:sz="0" w:space="0" w:color="auto"/>
+          <w:insideH w:val="none" w:sz="0" w:space="0" w:color="auto"/>
+        </w:tblBorders>
+        <w:tblLook w:val="04A0" w:firstRow="1" w:lastRow="0" w:firstColumn="1" w:lastColumn="0" w:noHBand="0" w:noVBand="1"/>
+      </w:tblPr>
+      <w:tblGrid>
+        <w:gridCol w:w="4675"/>
+        <w:gridCol w:w="4675"/>
+      </w:tblGrid>
+      <w:tr>
+        <w:tc>
+          <w:tcPr>
+            <w:tcW w:w="4675" w:type="dxa"/>
+          </w:tcPr>
+          <w:p>
+            <w:r>
+              <w:t>Correct approach is as follows, by using Quarto’s cross-reference syntax:</w:t>
+            </w:r>
+          </w:p>
+          <w:p>
+            <w:pPr>
+              <w:rPr>
+                <w:rFonts w:ascii="Consolas" w:hAnsi="Consolas" w:cs="Consolas"/>
+                <w:sz w:val="21"/>
+                <w:szCs w:val="21"/>
+              </w:rPr>
+            </w:pPr>
+            <w:r>
+              <w:rPr>
+                <w:rFonts w:ascii="Consolas" w:hAnsi="Consolas" w:cs="Consolas"/>
+                <w:sz w:val="21"/>
+                <w:szCs w:val="21"/>
+              </w:rPr>
+              <w:t xml:space="preserve">Sentiment declines sharply after week 6 </w:t>
+            </w:r>
+            <w:r>
+              <w:rPr>
+                <w:rFonts w:ascii="Consolas" w:hAnsi="Consolas" w:cs="Consolas"/>
+                <w:sz w:val="21"/>
+                <w:szCs w:val="21"/>
+              </w:rPr>
+              <w:t xml:space="preserve">as shown in </w:t>
+            </w:r>
+            <w:r>
+              <w:rPr>
+                <w:rFonts w:ascii="Consolas" w:hAnsi="Consolas" w:cs="Consolas"/>
+                <w:sz w:val="21"/>
+                <w:szCs w:val="21"/>
+              </w:rPr>
+              <w:t>(@fig-sentiment-by-week).</w:t>
+            </w:r>
+          </w:p>
+          <w:p>
+            <w:pPr>
+              <w:rPr>
+                <w:rFonts w:ascii="Consolas" w:hAnsi="Consolas" w:cs="Consolas"/>
+              </w:rPr>
+            </w:pPr>
+            <w:r>
+              <w:rPr>
+                <w:rFonts w:ascii="Consolas" w:hAnsi="Consolas" w:cs="Consolas"/>
+                <w:sz w:val="21"/>
+                <w:szCs w:val="21"/>
+              </w:rPr>
+              <w:t>As shown in @tbl-model-comparison, the logistic model underperforms.</w:t>
+            </w:r>
+          </w:p>
+        </w:tc>
+        <w:tc>
+          <w:tcPr>
+            <w:tcW w:w="4675" w:type="dxa"/>
+          </w:tcPr>
+          <w:p>
+            <w:r>
+              <w:t>Incorrect approach “hard codes” table and figure numbers.</w:t>
+            </w:r>
+          </w:p>
+          <w:p>
+            <w:pPr>
+              <w:rPr>
+                <w:rFonts w:ascii="Consolas" w:hAnsi="Consolas" w:cs="Consolas"/>
+                <w:sz w:val="21"/>
+                <w:szCs w:val="21"/>
+              </w:rPr>
+            </w:pPr>
+            <w:r>
+              <w:rPr>
+                <w:rFonts w:ascii="Consolas" w:hAnsi="Consolas" w:cs="Consolas"/>
+                <w:sz w:val="21"/>
+                <w:szCs w:val="21"/>
+              </w:rPr>
+              <w:t>Sentiment declines sharply after week six as shown in Figure 9.</w:t>
+            </w:r>
+          </w:p>
+          <w:p>
+            <w:r>
+              <w:rPr>
+                <w:rFonts w:ascii="Consolas" w:hAnsi="Consolas" w:cs="Consolas"/>
+                <w:sz w:val="21"/>
+                <w:szCs w:val="21"/>
+              </w:rPr>
+              <w:t>As shown in Table 2, the logistic model underperforms.</w:t>
+            </w:r>
+          </w:p>
+        </w:tc>
+      </w:tr>
+    </w:tbl>
+    <w:p/>
+    <w:p>
+      <w:r>
+        <w:lastRenderedPageBreak/>
         <w:t>Citations come from a BibTeX file. Declare it in your YAML header and cite by key:</w:t>
       </w:r>
     </w:p>
     <w:p>
       <w:pPr>
-        <w:rPr>
-          <w:rFonts w:ascii="Consolas" w:hAnsi="Consolas" w:cs="Consolas"/>
-        </w:rPr>
-      </w:pPr>
-    </w:p>
-    <w:p>
-      <w:pPr>
         <w:spacing w:after="0" w:line="240" w:lineRule="auto"/>
         <w:rPr>
           <w:rFonts w:ascii="Consolas" w:hAnsi="Consolas" w:cs="Consolas"/>
@@ -850,7 +1154,6 @@
         <w:rPr>
           <w:rFonts w:ascii="Consolas" w:hAnsi="Consolas" w:cs="Consolas"/>
         </w:rPr>
-        <w:lastRenderedPageBreak/>
         <w:t>format: html</w:t>
       </w:r>
     </w:p>
@@ -916,13 +1219,20 @@
     </w:p>
     <w:p>
       <w:r>
-        <w:t xml:space="preserve">The reference list generates itself from the keys you actually cite. Put </w:t>
+        <w:t>When done correctly, t</w:t>
+      </w:r>
+      <w:r>
+        <w:t xml:space="preserve">he reference list generates itself from the keys you actually cite. </w:t>
+      </w:r>
+      <w:r>
+        <w:t>Of cousre you’ll need a</w:t>
+      </w:r>
+      <w:r>
+        <w:t xml:space="preserve"> </w:t>
       </w:r>
       <w:r>
         <w:rPr>
           <w:rFonts w:ascii="Consolas" w:eastAsia="Consolas" w:hAnsi="Consolas" w:cs="Consolas"/>
-          <w:sz w:val="18"/>
-          <w:szCs w:val="18"/>
         </w:rPr>
         <w:t>references.bib</w:t>
       </w:r>
@@ -934,12 +1244,18 @@
       </w:r>
     </w:p>
     <w:p>
+      <w:r>
+        <w:t>You can</w:t>
+      </w:r>
+      <w:r>
+        <w:t xml:space="preserve"> yourself before you submit.</w:t>
+      </w:r>
       <w:r>
         <w:rPr>
           <w:b/>
           <w:bCs/>
         </w:rPr>
-        <w:t xml:space="preserve">Check yourself before you submit. </w:t>
+        <w:t xml:space="preserve"> </w:t>
       </w:r>
       <w:r>
         <w:t>The cross-reference rule is mechanically verifiable. Run this at the root of your repo; it should return nothing:</w:t>
@@ -947,6 +1263,7 @@
     </w:p>
     <w:p>
       <w:pPr>
+        <w:ind w:firstLine="720"/>
         <w:rPr>
           <w:rFonts w:ascii="Consolas" w:hAnsi="Consolas" w:cs="Consolas"/>
         </w:rPr>
@@ -983,8 +1300,14 @@
           <w:p>
             <w:pPr>
               <w:pStyle w:val="font-claude-response-body"/>
+              <w:rPr>
+                <w:rFonts w:ascii="Roboto" w:hAnsi="Roboto"/>
+              </w:rPr>
             </w:pPr>
             <w:r>
+              <w:rPr>
+                <w:rFonts w:ascii="Roboto" w:hAnsi="Roboto"/>
+              </w:rPr>
               <w:t>How This CLI Grep Command Works</w:t>
             </w:r>
           </w:p>
@@ -998,13 +1321,22 @@
           <w:p>
             <w:pPr>
               <w:pStyle w:val="font-claude-response-body"/>
+              <w:rPr>
+                <w:rFonts w:ascii="Roboto" w:hAnsi="Roboto"/>
+                <w:sz w:val="22"/>
+                <w:szCs w:val="22"/>
+              </w:rPr>
             </w:pPr>
             <w:r>
               <w:br/>
-              <w:t xml:space="preserve">This is </w:t>
-            </w:r>
-            <w:r>
-              <w:t>check that catches a specific sin. Here's the anatomy:</w:t>
+            </w:r>
+            <w:r>
+              <w:rPr>
+                <w:rFonts w:ascii="Roboto" w:hAnsi="Roboto"/>
+                <w:sz w:val="22"/>
+                <w:szCs w:val="22"/>
+              </w:rPr>
+              <w:t>This is check that catches a specific sin. Here's the anatomy:</w:t>
             </w:r>
           </w:p>
           <w:p>
@@ -1020,7 +1352,15 @@
               <w:t>grep</w:t>
             </w:r>
             <w:r>
-              <w:t xml:space="preserve"> searches files line by line for a pattern and prints the lines that match.</w:t>
+              <w:t xml:space="preserve"> </w:t>
+            </w:r>
+            <w:r>
+              <w:rPr>
+                <w:rFonts w:ascii="Roboto" w:hAnsi="Roboto"/>
+                <w:sz w:val="22"/>
+                <w:szCs w:val="22"/>
+              </w:rPr>
+              <w:t>searches files line by line for a pattern and prints the lines that match.</w:t>
             </w:r>
           </w:p>
           <w:p>
@@ -1036,7 +1376,18 @@
               <w:t>-i</w:t>
             </w:r>
             <w:r>
-              <w:t xml:space="preserve"> makes it case-insensitive, so </w:t>
+              <w:t xml:space="preserve"> </w:t>
+            </w:r>
+            <w:r>
+              <w:rPr>
+                <w:rFonts w:ascii="Roboto" w:hAnsi="Roboto"/>
+                <w:sz w:val="22"/>
+                <w:szCs w:val="22"/>
+              </w:rPr>
+              <w:t>makes it case-insensitive, so</w:t>
+            </w:r>
+            <w:r>
+              <w:t xml:space="preserve"> </w:t>
             </w:r>
             <w:r>
               <w:rPr>
@@ -1054,7 +1405,18 @@
               <w:t>figure 3</w:t>
             </w:r>
             <w:r>
-              <w:t xml:space="preserve">, and </w:t>
+              <w:t xml:space="preserve">, </w:t>
+            </w:r>
+            <w:r>
+              <w:rPr>
+                <w:rFonts w:ascii="Roboto" w:hAnsi="Roboto"/>
+                <w:sz w:val="22"/>
+                <w:szCs w:val="22"/>
+              </w:rPr>
+              <w:t>and</w:t>
+            </w:r>
+            <w:r>
+              <w:t xml:space="preserve"> </w:t>
             </w:r>
             <w:r>
               <w:rPr>
@@ -1063,7 +1425,15 @@
               <w:t>FIGURE 3</w:t>
             </w:r>
             <w:r>
-              <w:t xml:space="preserve"> all get caught. Students capitalize inconsistently; this doesn't care.</w:t>
+              <w:t xml:space="preserve"> </w:t>
+            </w:r>
+            <w:r>
+              <w:rPr>
+                <w:rFonts w:ascii="Roboto" w:hAnsi="Roboto"/>
+                <w:sz w:val="22"/>
+                <w:szCs w:val="22"/>
+              </w:rPr>
+              <w:t>all get caught. Students capitalize inconsistently; this doesn't care.</w:t>
             </w:r>
           </w:p>
           <w:p>
@@ -1079,7 +1449,17 @@
               <w:t>-E</w:t>
             </w:r>
             <w:r>
-              <w:t xml:space="preserve"> turns on extended regular expressions, which is what makes </w:t>
+              <w:t xml:space="preserve"> </w:t>
+            </w:r>
+            <w:r>
+              <w:rPr>
+                <w:sz w:val="22"/>
+                <w:szCs w:val="22"/>
+              </w:rPr>
+              <w:t>turns on extended regular expressions, which is what makes</w:t>
+            </w:r>
+            <w:r>
+              <w:t xml:space="preserve"> </w:t>
             </w:r>
             <w:r>
               <w:rPr>
@@ -1088,25 +1468,52 @@
               <w:t>(figure|table)</w:t>
             </w:r>
             <w:r>
-              <w:t xml:space="preserve"> work as an alternation — "either the word </w:t>
+              <w:t xml:space="preserve"> </w:t>
+            </w:r>
+            <w:r>
+              <w:rPr>
+                <w:rFonts w:ascii="Roboto" w:hAnsi="Roboto"/>
+                <w:sz w:val="22"/>
+                <w:szCs w:val="22"/>
+              </w:rPr>
+              <w:t xml:space="preserve">work as an alternation — "either the word </w:t>
             </w:r>
             <w:r>
               <w:rPr>
                 <w:rStyle w:val="Emphasis"/>
+                <w:rFonts w:ascii="Roboto" w:hAnsi="Roboto"/>
+                <w:sz w:val="22"/>
+                <w:szCs w:val="22"/>
               </w:rPr>
               <w:t>figure</w:t>
             </w:r>
             <w:r>
+              <w:rPr>
+                <w:rFonts w:ascii="Roboto" w:hAnsi="Roboto"/>
+                <w:sz w:val="22"/>
+                <w:szCs w:val="22"/>
+              </w:rPr>
               <w:t xml:space="preserve"> or the word </w:t>
             </w:r>
             <w:r>
               <w:rPr>
                 <w:rStyle w:val="Emphasis"/>
+                <w:rFonts w:ascii="Roboto" w:hAnsi="Roboto"/>
+                <w:sz w:val="22"/>
+                <w:szCs w:val="22"/>
               </w:rPr>
               <w:t>table</w:t>
             </w:r>
             <w:r>
-              <w:t xml:space="preserve">." Without </w:t>
+              <w:rPr>
+                <w:rFonts w:ascii="Roboto" w:hAnsi="Roboto"/>
+                <w:sz w:val="22"/>
+                <w:szCs w:val="22"/>
+              </w:rPr>
+              <w:t>." Without</w:t>
+            </w:r>
+            <w:r>
+              <w:t xml:space="preserve"> </w:t>
             </w:r>
             <w:r>
               <w:rPr>
@@ -1115,7 +1522,18 @@
               <w:t>-E</w:t>
             </w:r>
             <w:r>
-              <w:t xml:space="preserve"> you'd have to write </w:t>
+              <w:t xml:space="preserve"> </w:t>
+            </w:r>
+            <w:r>
+              <w:rPr>
+                <w:rFonts w:ascii="Roboto" w:hAnsi="Roboto"/>
+                <w:sz w:val="22"/>
+                <w:szCs w:val="22"/>
+              </w:rPr>
+              <w:t>you'd have to write</w:t>
+            </w:r>
+            <w:r>
+              <w:t xml:space="preserve"> </w:t>
             </w:r>
             <w:r>
               <w:rPr>
@@ -1124,7 +1542,14 @@
               <w:t>\(figure\|table\)</w:t>
             </w:r>
             <w:r>
-              <w:t xml:space="preserve"> in basic-regex escapes, which is ugly.</w:t>
+              <w:t xml:space="preserve"> </w:t>
+            </w:r>
+            <w:r>
+              <w:rPr>
+                <w:sz w:val="22"/>
+                <w:szCs w:val="22"/>
+              </w:rPr>
+              <w:t>in basic-regex escapes, which is ugly.</w:t>
             </w:r>
           </w:p>
           <w:p>
@@ -1140,25 +1565,84 @@
               <w:t>(figure|table) [0-9]</w:t>
             </w:r>
             <w:r>
-              <w:t xml:space="preserve"> is the actual pattern: the literal word </w:t>
+              <w:t xml:space="preserve"> </w:t>
+            </w:r>
+            <w:r>
+              <w:rPr>
+                <w:rFonts w:ascii="Roboto" w:hAnsi="Roboto"/>
+                <w:sz w:val="22"/>
+                <w:szCs w:val="22"/>
+              </w:rPr>
+              <w:t xml:space="preserve">is the actual pattern: the literal word </w:t>
             </w:r>
             <w:r>
               <w:rPr>
                 <w:rStyle w:val="Emphasis"/>
+                <w:rFonts w:ascii="Roboto" w:hAnsi="Roboto"/>
+                <w:sz w:val="22"/>
+                <w:szCs w:val="22"/>
               </w:rPr>
               <w:t>figure</w:t>
             </w:r>
             <w:r>
+              <w:rPr>
+                <w:rFonts w:ascii="Roboto" w:hAnsi="Roboto"/>
+                <w:sz w:val="22"/>
+                <w:szCs w:val="22"/>
+              </w:rPr>
               <w:t xml:space="preserve"> or </w:t>
             </w:r>
             <w:r>
               <w:rPr>
                 <w:rStyle w:val="Emphasis"/>
+                <w:rFonts w:ascii="Roboto" w:hAnsi="Roboto"/>
+                <w:sz w:val="22"/>
+                <w:szCs w:val="22"/>
               </w:rPr>
               <w:t>table</w:t>
             </w:r>
             <w:r>
-              <w:t xml:space="preserve">, then a space, then any single digit. That's the fingerprint of a hard-coded reference. Legitimate Quarto prose never looks like this — it says </w:t>
+              <w:rPr>
+                <w:rFonts w:ascii="Roboto" w:hAnsi="Roboto"/>
+                <w:sz w:val="22"/>
+                <w:szCs w:val="22"/>
+              </w:rPr>
+              <w:t>, then a space, then any single digit. That's the fingerprint of a hard-coded reference. Legitimate Quarto prose never looks like this</w:t>
+            </w:r>
+            <w:r>
+              <w:rPr>
+                <w:rFonts w:ascii="Roboto" w:hAnsi="Roboto"/>
+                <w:sz w:val="22"/>
+                <w:szCs w:val="22"/>
+              </w:rPr>
+              <w:t>.</w:t>
+            </w:r>
+            <w:r>
+              <w:rPr>
+                <w:rFonts w:ascii="Roboto" w:hAnsi="Roboto"/>
+                <w:sz w:val="22"/>
+                <w:szCs w:val="22"/>
+              </w:rPr>
+              <w:t xml:space="preserve"> </w:t>
+            </w:r>
+            <w:r>
+              <w:rPr>
+                <w:rFonts w:ascii="Roboto" w:hAnsi="Roboto"/>
+                <w:sz w:val="22"/>
+                <w:szCs w:val="22"/>
+              </w:rPr>
+              <w:t>I</w:t>
+            </w:r>
+            <w:r>
+              <w:rPr>
+                <w:rFonts w:ascii="Roboto" w:hAnsi="Roboto"/>
+                <w:sz w:val="22"/>
+                <w:szCs w:val="22"/>
+              </w:rPr>
+              <w:t>t says</w:t>
+            </w:r>
+            <w:r>
+              <w:t xml:space="preserve"> </w:t>
             </w:r>
             <w:r>
               <w:rPr>
@@ -1167,15 +1651,28 @@
               <w:t>@fig-sentiment-by-week</w:t>
             </w:r>
             <w:r>
-              <w:t xml:space="preserve">, and the "Figure 3" only appears in the </w:t>
+              <w:t xml:space="preserve">, </w:t>
+            </w:r>
+            <w:r>
+              <w:rPr>
+                <w:sz w:val="22"/>
+                <w:szCs w:val="22"/>
+              </w:rPr>
+              <w:t xml:space="preserve">and the "Figure 3" only appears in the </w:t>
             </w:r>
             <w:r>
               <w:rPr>
                 <w:rStyle w:val="Emphasis"/>
+                <w:sz w:val="22"/>
+                <w:szCs w:val="22"/>
               </w:rPr>
               <w:t>rendered</w:t>
             </w:r>
             <w:r>
+              <w:rPr>
+                <w:sz w:val="22"/>
+                <w:szCs w:val="22"/>
+              </w:rPr>
               <w:t xml:space="preserve"> output, generated by Quarto.</w:t>
             </w:r>
           </w:p>
@@ -1192,7 +1689,92 @@
               <w:t>*.qmd</w:t>
             </w:r>
             <w:r>
-              <w:t xml:space="preserve"> is a shell glob, not grep — the shell expands it to a list of files before grep ever runs.</w:t>
+              <w:t xml:space="preserve"> </w:t>
+            </w:r>
+            <w:r>
+              <w:rPr>
+                <w:sz w:val="22"/>
+                <w:szCs w:val="22"/>
+              </w:rPr>
+              <w:t xml:space="preserve">is a </w:t>
+            </w:r>
+            <w:r>
+              <w:rPr>
+                <w:sz w:val="22"/>
+                <w:szCs w:val="22"/>
+              </w:rPr>
+              <w:t>file reference</w:t>
+            </w:r>
+            <w:r>
+              <w:rPr>
+                <w:sz w:val="22"/>
+                <w:szCs w:val="22"/>
+              </w:rPr>
+              <w:t>, not grep</w:t>
+            </w:r>
+            <w:r>
+              <w:rPr>
+                <w:sz w:val="22"/>
+                <w:szCs w:val="22"/>
+              </w:rPr>
+              <w:t>.</w:t>
+            </w:r>
+            <w:r>
+              <w:rPr>
+                <w:sz w:val="22"/>
+                <w:szCs w:val="22"/>
+              </w:rPr>
+              <w:t xml:space="preserve"> </w:t>
+            </w:r>
+            <w:r>
+              <w:rPr>
+                <w:sz w:val="22"/>
+                <w:szCs w:val="22"/>
+              </w:rPr>
+              <w:t>T</w:t>
+            </w:r>
+            <w:r>
+              <w:rPr>
+                <w:sz w:val="22"/>
+                <w:szCs w:val="22"/>
+              </w:rPr>
+              <w:t xml:space="preserve">he shell expands </w:t>
+            </w:r>
+            <w:r>
+              <w:rPr>
+                <w:sz w:val="22"/>
+                <w:szCs w:val="22"/>
+              </w:rPr>
+              <w:t>this reference</w:t>
+            </w:r>
+            <w:r>
+              <w:rPr>
+                <w:sz w:val="22"/>
+                <w:szCs w:val="22"/>
+              </w:rPr>
+              <w:t xml:space="preserve"> to a list of files </w:t>
+            </w:r>
+            <w:r>
+              <w:rPr>
+                <w:sz w:val="22"/>
+                <w:szCs w:val="22"/>
+              </w:rPr>
+              <w:t xml:space="preserve">all ending in </w:t>
+            </w:r>
+            <w:r>
+              <w:rPr>
+                <w:rFonts w:ascii="Courier New" w:hAnsi="Courier New" w:cs="Courier New"/>
+                <w:sz w:val="22"/>
+                <w:szCs w:val="22"/>
+              </w:rPr>
+              <w:t>.qmd</w:t>
+            </w:r>
+            <w:r>
+              <w:rPr>
+                <w:sz w:val="22"/>
+                <w:szCs w:val="22"/>
+              </w:rPr>
+              <w:t>.</w:t>
             </w:r>
           </w:p>
           <w:p>
@@ -1206,7 +1788,15 @@
               <w:t>No output = clean.</w:t>
             </w:r>
             <w:r>
-              <w:t xml:space="preserve"> Grep also exits with status 1 when it finds nothing, which matters below.</w:t>
+              <w:t xml:space="preserve"> </w:t>
+            </w:r>
+            <w:r>
+              <w:rPr>
+                <w:rFonts w:ascii="Roboto" w:hAnsi="Roboto"/>
+                <w:sz w:val="22"/>
+                <w:szCs w:val="22"/>
+              </w:rPr>
+              <w:t>Grep also exits with status 1 when it finds nothing.</w:t>
             </w:r>
             <w:r>
               <w:br/>
@@ -1235,7 +1825,25 @@
     </w:p>
     <w:p>
       <w:r>
-        <w:t>The primary manuscript is Python. Visualizations are Seaborn. (Supplementary notebooks may use R</w:t>
+        <w:t xml:space="preserve">The primary manuscript </w:t>
+      </w:r>
+      <w:r>
+        <w:t>will use</w:t>
+      </w:r>
+      <w:r>
+        <w:t xml:space="preserve"> Python</w:t>
+      </w:r>
+      <w:r>
+        <w:t xml:space="preserve"> code</w:t>
+      </w:r>
+      <w:r>
+        <w:t xml:space="preserve">. Visualizations are Seaborn. </w:t>
+      </w:r>
+      <w:r>
+        <w:br/>
+      </w:r>
+      <w:r>
+        <w:t>(Supplementary notebooks may use R</w:t>
       </w:r>
       <w:r>
         <w:t xml:space="preserve"> for EDA, data preparation, or similar).</w:t>
@@ -1246,6 +1854,7 @@
         <w:pStyle w:val="Heading2"/>
       </w:pPr>
       <w:r>
+        <w:lastRenderedPageBreak/>
         <w:t xml:space="preserve">Research </w:t>
       </w:r>
       <w:r>
@@ -1277,7 +1886,6 @@
     </w:p>
     <w:p>
       <w:r>
-        <w:lastRenderedPageBreak/>
         <w:t>Memos are Quarto documents (</w:t>
       </w:r>
       <w:r>
@@ -1311,13 +1919,7 @@
         <w:t>@tbl-</w:t>
       </w:r>
       <w:r>
-        <w:t xml:space="preserve">, citations from a BibTeX file. A memo with a hard-coded "Table 2" in it does not meet the standard. The bar is the same because the point is the same </w:t>
-      </w:r>
-      <w:r>
-        <w:t xml:space="preserve">as </w:t>
-      </w:r>
-      <w:r>
-        <w:t>a memo is a small manuscript, and the habits don't have a size threshold.</w:t>
+        <w:t>, citations from a BibTeX file. A memo with a hard-coded "Table 2" in it does not meet the standard.</w:t>
       </w:r>
     </w:p>
     <w:p>
@@ -1336,10 +1938,13 @@
     </w:p>
     <w:p>
       <w:r>
-        <w:t xml:space="preserve">Devin, </w:t>
-      </w:r>
-      <w:r>
-        <w:t>Claude Code, Cursor, GitHub Copilot Workspace, or equivalent. You are expected to work with these tools, not around them.</w:t>
+        <w:t xml:space="preserve">Devin, Claude Code, Cursor, GitHub Copilot Workspace, or equivalent. </w:t>
+      </w:r>
+      <w:r>
+        <w:t>W</w:t>
+      </w:r>
+      <w:r>
+        <w:t>ork with these tools, not around them.</w:t>
       </w:r>
     </w:p>
     <w:p>
@@ -1361,7 +1966,22 @@
     </w:p>
     <w:p>
       <w:r>
-        <w:t>Your group selects [N] from the following. Choose tools that your project actually needs; a well-motivated single choice beats three tools bolted on for credit.</w:t>
+        <w:t xml:space="preserve">Your group selects </w:t>
+      </w:r>
+      <w:r>
+        <w:t>2</w:t>
+      </w:r>
+      <w:r>
+        <w:t xml:space="preserve"> from the following. Choose tools that your project</w:t>
+      </w:r>
+      <w:r>
+        <w:t>s</w:t>
+      </w:r>
+      <w:r>
+        <w:t xml:space="preserve"> actually need</w:t>
+      </w:r>
+      <w:r>
+        <w:t>.</w:t>
       </w:r>
     </w:p>
     <w:p>
@@ -1407,7 +2027,19 @@
         <w:t xml:space="preserve"> (Ollama)</w:t>
       </w:r>
       <w:r>
-        <w:t xml:space="preserve">, NLTK, Hugging Face, or another pretrained model — used for </w:t>
+        <w:t>, NLTK, Hugging Face, or another pretrained model</w:t>
+      </w:r>
+      <w:r>
+        <w:t>.</w:t>
+      </w:r>
+      <w:r>
+        <w:t xml:space="preserve"> </w:t>
+      </w:r>
+      <w:r>
+        <w:t>U</w:t>
+      </w:r>
+      <w:r>
+        <w:t xml:space="preserve">sed for </w:t>
       </w:r>
       <w:r>
         <w:rPr>
@@ -1417,13 +2049,13 @@
         <w:t>analysis</w:t>
       </w:r>
       <w:r>
-        <w:t xml:space="preserve"> </w:t>
-      </w:r>
-      <w:r>
-        <w:t>or data augmentation</w:t>
-      </w:r>
-      <w:r>
-        <w:t>.</w:t>
+        <w:t xml:space="preserve">, </w:t>
+      </w:r>
+      <w:r>
+        <w:t>augmentation</w:t>
+      </w:r>
+      <w:r>
+        <w:t>, or another creative purpose.</w:t>
       </w:r>
     </w:p>
     <w:p>
@@ -1477,7 +2109,7 @@
         <w:t xml:space="preserve">Badger Compute. </w:t>
       </w:r>
       <w:r>
-        <w:t>UW–Madison's browser-based interactive Jupyter service. Use it to get your work off your own laptop and onto shared hardware without leaving a notebook environment.</w:t>
+        <w:t>UW–Madison's browser-based interactive Jupyter service.</w:t>
       </w:r>
     </w:p>
     <w:p>
@@ -1497,7 +2129,22 @@
         <w:t xml:space="preserve">UW–Madison CHTC. </w:t>
       </w:r>
       <w:r>
-        <w:t>High-throughput computing — for work you can't get done on one machine, submitted as jobs rather than run interactively. Badger Compute and CHTC come from the same shop, but they are different tools for different problems: interactive exploration vs. throughput at scale. Picking both counts as [one/two — TBD] selections.</w:t>
+        <w:t>High-throughput computing</w:t>
+      </w:r>
+      <w:r>
+        <w:t>.</w:t>
+      </w:r>
+      <w:r>
+        <w:t xml:space="preserve"> Badger Compute and CHTC come from the same </w:t>
+      </w:r>
+      <w:r>
+        <w:t>providers on-campus</w:t>
+      </w:r>
+      <w:r>
+        <w:t>, but they are different tools for different problems</w:t>
+      </w:r>
+      <w:r>
+        <w:t>.</w:t>
       </w:r>
     </w:p>
     <w:p>
@@ -1514,52 +2161,47 @@
           <w:b/>
           <w:bCs/>
         </w:rPr>
-        <w:t xml:space="preserve">R </w:t>
-      </w:r>
-      <w:r>
-        <w:t>— in a supplementary notebook.</w:t>
-      </w:r>
-    </w:p>
-    <w:p>
-      <w:r>
-        <w:t>Want to use something on neither list? Propose it. Bring a reason.</w:t>
-      </w:r>
-    </w:p>
-    <w:p>
-      <w:pPr>
-        <w:pStyle w:val="Heading1"/>
-      </w:pPr>
-      <w:r>
-        <w:t>What we're looking for</w:t>
-      </w:r>
-    </w:p>
-    <w:p>
-      <w:r>
-        <w:t xml:space="preserve">The required list is not a checklist to be survived. It's </w:t>
-      </w:r>
-      <w:r>
-        <w:t>a core set of tools found in the</w:t>
-      </w:r>
-      <w:r>
-        <w:t xml:space="preserve"> working kit of data </w:t>
-      </w:r>
-      <w:r>
-        <w:t>science teams</w:t>
-      </w:r>
-      <w:r>
-        <w:t xml:space="preserve"> who can be handed a problem and </w:t>
-      </w:r>
-      <w:r>
-        <w:t>p</w:t>
-      </w:r>
-      <w:r>
-        <w:t xml:space="preserve">roduce </w:t>
-      </w:r>
-      <w:r>
-        <w:t>meaningful results</w:t>
-      </w:r>
-      <w:r>
-        <w:t>. The optional list is where you tell us what kind of project this is.</w:t>
+        <w:t>R</w:t>
+      </w:r>
+      <w:r>
+        <w:rPr>
+          <w:b/>
+          <w:bCs/>
+        </w:rPr>
+        <w:t>.</w:t>
+      </w:r>
+      <w:r>
+        <w:rPr>
+          <w:b/>
+          <w:bCs/>
+        </w:rPr>
+        <w:t xml:space="preserve"> </w:t>
+      </w:r>
+      <w:r>
+        <w:t>I</w:t>
+      </w:r>
+      <w:r>
+        <w:t>n a supplementary notebook.</w:t>
+      </w:r>
+    </w:p>
+    <w:p>
+      <w:pPr>
+        <w:pStyle w:val="ListParagraph"/>
+        <w:numPr>
+          <w:ilvl w:val="0"/>
+          <w:numId w:val="2"/>
+        </w:numPr>
+        <w:spacing w:after="100"/>
+      </w:pPr>
+      <w:r>
+        <w:rPr>
+          <w:b/>
+          <w:bCs/>
+        </w:rPr>
+        <w:t xml:space="preserve">Other? </w:t>
+      </w:r>
+      <w:r>
+        <w:t>Ask the instructor if you want to propose another option not listed here.</w:t>
       </w:r>
     </w:p>
     <w:sectPr>
@@ -1573,7 +2215,7 @@
 </file>
 
 <file path=word/numbering.xml><?xml version="1.0" encoding="utf-8"?>
-<w:numbering xmlns:wpc="http://schemas.microsoft.com/office/word/2010/wordprocessingCanvas" xmlns:cx="http://schemas.microsoft.com/office/drawing/2014/chartex" xmlns:cx1="http://schemas.microsoft.com/office/drawing/2015/9/8/chartex" xmlns:cx2="http://schemas.microsoft.com/office/drawing/2015/10/21/chartex" xmlns:cx3="http://schemas.microsoft.com/office/drawing/2016/5/9/chartex" xmlns:cx4="http://schemas.microsoft.com/office/drawing/2016/5/10/chartex" xmlns:cx5="http://schemas.microsoft.com/office/drawing/2016/5/11/chartex" xmlns:cx6="http://schemas.microsoft.com/office/drawing/2016/5/12/chartex" xmlns:cx7="http://schemas.microsoft.com/office/drawing/2016/5/13/chartex" xmlns:cx8="http://schemas.microsoft.com/office/drawing/2016/5/14/chartex" xmlns:mc="http://schemas.openxmlformats.org/markup-compatibility/2006" xmlns:m="http://schemas.openxmlformats.org/officeDocument/2006/math" xmlns:aink="http://schemas.microsoft.com/office/drawing/2016/ink" xmlns:am3d="http://schemas.microsoft.com/office/drawing/2017/model3d" xmlns:oel="http://schemas.microsoft.com/office/2019/extlst" xmlns:r="http://schemas.openxmlformats.org/officeDocument/2006/relationships" xmlns:wp14="http://schemas.microsoft.com/office/word/2010/wordprocessingDrawing" xmlns:wp="http://schemas.openxmlformats.org/drawingml/2006/wordprocessingDrawing" xmlns:wpg="http://schemas.microsoft.com/office/word/2010/wordprocessingGroup" xmlns:wpi="http://schemas.microsoft.com/office/word/2010/wordprocessingInk" xmlns:wps="http://schemas.microsoft.com/office/word/2010/wordprocessingShape" xmlns:o="urn:schemas-microsoft-com:office:office" xmlns:v="urn:schemas-microsoft-com:vml" xmlns:w10="urn:schemas-microsoft-com:office:word" xmlns:w="http://schemas.openxmlformats.org/wordprocessingml/2006/main" xmlns:w14="http://schemas.microsoft.com/office/word/2010/wordml" xmlns:w15="http://schemas.microsoft.com/office/word/2012/wordml" xmlns:w16cex="http://schemas.microsoft.com/office/word/2018/wordml/cex" xmlns:w16cid="http://schemas.microsoft.com/office/word/2016/wordml/cid" xmlns:w16="http://schemas.microsoft.com/office/word/2018/wordml" xmlns:w16sdtdh="http://schemas.microsoft.com/office/word/2020/wordml/sdtdatahash" xmlns:w16sdtfl="http://schemas.microsoft.com/office/word/2024/wordml/sdtformatlock" xmlns:w16se="http://schemas.microsoft.com/office/word/2015/wordml/symex" xmlns:w16du="http://schemas.microsoft.com/office/word/2023/wordml/word16du" xmlns:wne="http://schemas.microsoft.com/office/word/2006/wordml" mc:Ignorable="w14 w15 w16se w16cid w16 w16cex w16sdtdh w16sdtfl w16du wp14">
+<w:numbering xmlns:wpc="http://schemas.microsoft.com/office/word/2010/wordprocessingCanvas" xmlns:cx="http://schemas.microsoft.com/office/drawing/2014/chartex" xmlns:cx1="http://schemas.microsoft.com/office/drawing/2015/9/8/chartex" xmlns:cx2="http://schemas.microsoft.com/office/drawing/2015/10/21/chartex" xmlns:cx3="http://schemas.microsoft.com/office/drawing/2016/5/9/chartex" xmlns:cx4="http://schemas.microsoft.com/office/drawing/2016/5/10/chartex" xmlns:cx5="http://schemas.microsoft.com/office/drawing/2016/5/11/chartex" xmlns:cx6="http://schemas.microsoft.com/office/drawing/2016/5/12/chartex" xmlns:cx7="http://schemas.microsoft.com/office/drawing/2016/5/13/chartex" xmlns:cx8="http://schemas.microsoft.com/office/drawing/2016/5/14/chartex" xmlns:mc="http://schemas.openxmlformats.org/markup-compatibility/2006" xmlns:m="http://schemas.openxmlformats.org/officeDocument/2006/math" xmlns:aink="http://schemas.microsoft.com/office/drawing/2016/ink" xmlns:am3d="http://schemas.microsoft.com/office/drawing/2017/model3d" xmlns:oel="http://schemas.microsoft.com/office/2019/extlst" xmlns:r="http://schemas.openxmlformats.org/officeDocument/2006/relationships" xmlns:wp14="http://schemas.microsoft.com/office/word/2010/wordprocessingDrawing" xmlns:wp="http://schemas.openxmlformats.org/drawingml/2006/wordprocessingDrawing" xmlns:wpg="http://schemas.microsoft.com/office/word/2010/wordprocessingGroup" xmlns:wpi="http://schemas.microsoft.com/office/word/2010/wordprocessingInk" xmlns:wps="http://schemas.microsoft.com/office/word/2010/wordprocessingShape" xmlns:o="urn:schemas-microsoft-com:office:office" xmlns:v="urn:schemas-microsoft-com:vml" xmlns:w10="urn:schemas-microsoft-com:office:word" xmlns:w="http://schemas.openxmlformats.org/wordprocessingml/2006/main" xmlns:w14="http://schemas.microsoft.com/office/word/2010/wordml" xmlns:w15="http://schemas.microsoft.com/office/word/2012/wordml" xmlns:w16cei="http://schemas.microsoft.com/office/word/2026/wordml/cei" xmlns:w16cex="http://schemas.microsoft.com/office/word/2018/wordml/cex" xmlns:w16cid="http://schemas.microsoft.com/office/word/2016/wordml/cid" xmlns:w16="http://schemas.microsoft.com/office/word/2018/wordml" xmlns:w16sdtdh="http://schemas.microsoft.com/office/word/2020/wordml/sdtdatahash" xmlns:w16sdtfl="http://schemas.microsoft.com/office/word/2024/wordml/sdtformatlock" xmlns:w16se="http://schemas.microsoft.com/office/word/2015/wordml/symex" xmlns:w16du="http://schemas.microsoft.com/office/word/2023/wordml/word16du" xmlns:wne="http://schemas.microsoft.com/office/word/2006/wordml" mc:Ignorable="w14 w15 w16se w16cid w16 w16cex w16sdtdh w16sdtfl w16du wp14">
   <w:abstractNum w:abstractNumId="0" w15:restartNumberingAfterBreak="0">
     <w:nsid w:val="51AD312A"/>
     <w:multiLevelType w:val="hybridMultilevel"/>
@@ -2156,7 +2798,9 @@
     <w:uiPriority w:val="9"/>
     <w:unhideWhenUsed/>
     <w:qFormat/>
+    <w:rsid w:val="003D10E1"/>
     <w:pPr>
+      <w:keepNext/>
       <w:outlineLvl w:val="1"/>
     </w:pPr>
     <w:rPr>
@@ -2226,6 +2870,7 @@
   <w:style w:type="character" w:default="1" w:styleId="DefaultParagraphFont">
     <w:name w:val="Default Paragraph Font"/>
     <w:uiPriority w:val="1"/>
+    <w:semiHidden/>
     <w:unhideWhenUsed/>
   </w:style>
   <w:style w:type="table" w:default="1" w:styleId="TableNormal">
